--- a/Report/Freight Rate Prediction Assessment Report.docx
+++ b/Report/Freight Rate Prediction Assessment Report.docx
@@ -5,7 +5,7 @@
     <w:p>
       <w:r>
         <w:pict w14:anchorId="0D099473">
-          <v:rect id="_x0000_i1127" style="width:0;height:1.5pt" o:hralign="center" o:hrstd="t" o:hr="t" fillcolor="#a0a0a0" stroked="f"/>
+          <v:rect id="_x0000_i1025" style="width:0;height:1.5pt" o:hralign="center" o:hrstd="t" o:hr="t" fillcolor="#a0a0a0" stroked="f"/>
         </w:pict>
       </w:r>
     </w:p>
@@ -42,7 +42,7 @@
     <w:p>
       <w:r>
         <w:pict w14:anchorId="4390B846">
-          <v:rect id="_x0000_i1128" style="width:0;height:1.5pt" o:hralign="center" o:hrstd="t" o:hr="t" fillcolor="#a0a0a0" stroked="f"/>
+          <v:rect id="_x0000_i1026" style="width:0;height:1.5pt" o:hralign="center" o:hrstd="t" o:hr="t" fillcolor="#a0a0a0" stroked="f"/>
         </w:pict>
       </w:r>
     </w:p>
@@ -141,7 +141,7 @@
     <w:p>
       <w:r>
         <w:pict w14:anchorId="21FA2D9F">
-          <v:rect id="_x0000_i1129" style="width:0;height:1.5pt" o:hralign="center" o:hrstd="t" o:hr="t" fillcolor="#a0a0a0" stroked="f"/>
+          <v:rect id="_x0000_i1027" style="width:0;height:1.5pt" o:hralign="center" o:hrstd="t" o:hr="t" fillcolor="#a0a0a0" stroked="f"/>
         </w:pict>
       </w:r>
     </w:p>
@@ -177,7 +177,6 @@
           <w:numId w:val="2"/>
         </w:numPr>
       </w:pPr>
-      <w:proofErr w:type="spellStart"/>
       <w:r>
         <w:rPr>
           <w:b/>
@@ -185,7 +184,6 @@
         </w:rPr>
         <w:t>posted_rate</w:t>
       </w:r>
-      <w:proofErr w:type="spellEnd"/>
     </w:p>
     <w:p>
       <w:r>
@@ -203,23 +201,7 @@
         <w:t>Pickup location</w:t>
       </w:r>
       <w:r>
-        <w:t xml:space="preserve"> (Avoided using for train model cause validation data had new locations as this was compensated by </w:t>
-      </w:r>
-      <w:proofErr w:type="spellStart"/>
-      <w:r>
-        <w:t>lat</w:t>
-      </w:r>
-      <w:proofErr w:type="spellEnd"/>
-      <w:r>
-        <w:t xml:space="preserve"> and long </w:t>
-      </w:r>
-      <w:proofErr w:type="spellStart"/>
-      <w:r>
-        <w:t>attr</w:t>
-      </w:r>
-      <w:proofErr w:type="spellEnd"/>
-      <w:r>
-        <w:t>)</w:t>
+        <w:t xml:space="preserve"> (Avoided using for train model cause validation data had new locations as this was compensated by lat and long attr)</w:t>
       </w:r>
     </w:p>
     <w:p>
@@ -233,26 +215,7 @@
         <w:t>Delivery location</w:t>
       </w:r>
       <w:r>
-        <w:t xml:space="preserve"> </w:t>
-      </w:r>
-      <w:r>
-        <w:t xml:space="preserve">(Avoided using for train model cause validation data had new locations as this was compensated by </w:t>
-      </w:r>
-      <w:proofErr w:type="spellStart"/>
-      <w:r>
-        <w:t>lat</w:t>
-      </w:r>
-      <w:proofErr w:type="spellEnd"/>
-      <w:r>
-        <w:t xml:space="preserve"> and long </w:t>
-      </w:r>
-      <w:proofErr w:type="spellStart"/>
-      <w:r>
-        <w:t>attr</w:t>
-      </w:r>
-      <w:proofErr w:type="spellEnd"/>
-      <w:r>
-        <w:t>)</w:t>
+        <w:t xml:space="preserve"> (Avoided using for train model cause validation data had new locations as this was compensated by lat and long attr)</w:t>
       </w:r>
     </w:p>
     <w:p>
@@ -352,7 +315,7 @@
     <w:p>
       <w:r>
         <w:pict w14:anchorId="15B4FE96">
-          <v:rect id="_x0000_i1130" style="width:0;height:1.5pt" o:hralign="center" o:hrstd="t" o:hr="t" fillcolor="#a0a0a0" stroked="f"/>
+          <v:rect id="_x0000_i1028" style="width:0;height:1.5pt" o:hralign="center" o:hrstd="t" o:hr="t" fillcolor="#a0a0a0" stroked="f"/>
         </w:pict>
       </w:r>
     </w:p>
@@ -438,6 +401,9 @@
     </w:p>
     <w:p>
       <w:r>
+        <w:rPr>
+          <w:noProof/>
+        </w:rPr>
         <w:drawing>
           <wp:inline distT="0" distB="0" distL="0" distR="0" wp14:anchorId="0AC7FBC9" wp14:editId="4F5C0955">
             <wp:extent cx="5731510" cy="3052445"/>
@@ -515,13 +481,8 @@
         <w:t xml:space="preserve">Date required transformation before </w:t>
       </w:r>
       <w:r>
-        <w:t xml:space="preserve">modelling into this </w:t>
-      </w:r>
-      <w:proofErr w:type="gramStart"/>
-      <w:r>
-        <w:t>format .</w:t>
-      </w:r>
-      <w:proofErr w:type="gramEnd"/>
+        <w:t>modelling into this format .</w:t>
+      </w:r>
     </w:p>
     <w:tbl>
       <w:tblPr>
@@ -582,14 +543,7 @@
                 <w:b/>
                 <w:bCs/>
               </w:rPr>
-              <w:t>M</w:t>
-            </w:r>
-            <w:r>
-              <w:rPr>
-                <w:b/>
-                <w:bCs/>
-              </w:rPr>
-              <w:t>onth</w:t>
+              <w:t>Month</w:t>
             </w:r>
           </w:p>
         </w:tc>
@@ -698,7 +652,6 @@
                 <w:bCs/>
               </w:rPr>
             </w:pPr>
-            <w:proofErr w:type="spellStart"/>
             <w:r>
               <w:rPr>
                 <w:b/>
@@ -706,7 +659,6 @@
               </w:rPr>
               <w:t>week_of_year</w:t>
             </w:r>
-            <w:proofErr w:type="spellEnd"/>
           </w:p>
         </w:tc>
         <w:tc>
@@ -738,7 +690,6 @@
                 <w:bCs/>
               </w:rPr>
             </w:pPr>
-            <w:proofErr w:type="spellStart"/>
             <w:r>
               <w:rPr>
                 <w:b/>
@@ -746,7 +697,6 @@
               </w:rPr>
               <w:t>day_of_year</w:t>
             </w:r>
-            <w:proofErr w:type="spellEnd"/>
           </w:p>
         </w:tc>
       </w:tr>
@@ -762,15 +712,7 @@
         <w:t>Certain numerical columns contained missing values</w:t>
       </w:r>
       <w:r>
-        <w:t xml:space="preserve"> </w:t>
-      </w:r>
-      <w:proofErr w:type="spellStart"/>
-      <w:r>
-        <w:t>market_index</w:t>
-      </w:r>
-      <w:proofErr w:type="spellEnd"/>
-      <w:r>
-        <w:t xml:space="preserve"> that was imputed</w:t>
+        <w:t xml:space="preserve"> market_index that was imputed</w:t>
       </w:r>
       <w:r>
         <w:t>.</w:t>
@@ -870,7 +812,7 @@
     <w:p>
       <w:r>
         <w:pict w14:anchorId="1C57D0CE">
-          <v:rect id="_x0000_i1233" style="width:0;height:1.5pt" o:hralign="center" o:hrstd="t" o:hr="t" fillcolor="#a0a0a0" stroked="f"/>
+          <v:rect id="_x0000_i1029" style="width:0;height:1.5pt" o:hralign="center" o:hrstd="t" o:hr="t" fillcolor="#a0a0a0" stroked="f"/>
         </w:pict>
       </w:r>
     </w:p>
@@ -1020,7 +962,7 @@
     <w:p>
       <w:r>
         <w:pict w14:anchorId="6FF21EA4">
-          <v:rect id="_x0000_i1234" style="width:0;height:1.5pt" o:hralign="center" o:hrstd="t" o:hr="t" fillcolor="#a0a0a0" stroked="f"/>
+          <v:rect id="_x0000_i1030" style="width:0;height:1.5pt" o:hralign="center" o:hrstd="t" o:hr="t" fillcolor="#a0a0a0" stroked="f"/>
         </w:pict>
       </w:r>
     </w:p>
@@ -1159,7 +1101,7 @@
       </w:pPr>
       <w:r>
         <w:pict w14:anchorId="368E6613">
-          <v:rect id="_x0000_i1235" style="width:0;height:1.5pt" o:hralign="center" o:hrstd="t" o:hr="t" fillcolor="#a0a0a0" stroked="f"/>
+          <v:rect id="_x0000_i1031" style="width:0;height:1.5pt" o:hralign="center" o:hrstd="t" o:hr="t" fillcolor="#a0a0a0" stroked="f"/>
         </w:pict>
       </w:r>
     </w:p>
@@ -1287,7 +1229,7 @@
       </w:pPr>
       <w:r>
         <w:pict w14:anchorId="0FEEC158">
-          <v:rect id="_x0000_i1236" style="width:0;height:1.5pt" o:hralign="center" o:hrstd="t" o:hr="t" fillcolor="#a0a0a0" stroked="f"/>
+          <v:rect id="_x0000_i1032" style="width:0;height:1.5pt" o:hralign="center" o:hrstd="t" o:hr="t" fillcolor="#a0a0a0" stroked="f"/>
         </w:pict>
       </w:r>
     </w:p>
@@ -1456,15 +1398,7 @@
         <w:ind w:left="709"/>
       </w:pPr>
       <w:r>
-        <w:t>Inference: Values are well-</w:t>
-      </w:r>
-      <w:proofErr w:type="spellStart"/>
-      <w:r>
-        <w:t>centered</w:t>
-      </w:r>
-      <w:proofErr w:type="spellEnd"/>
-      <w:r>
-        <w:t xml:space="preserve"> with few extreme observations.</w:t>
+        <w:t>Inference: Values are well-centered with few extreme observations.</w:t>
       </w:r>
     </w:p>
     <w:p>
@@ -1473,7 +1407,7 @@
       </w:pPr>
       <w:r>
         <w:pict w14:anchorId="557C09A9">
-          <v:rect id="_x0000_i1237" style="width:0;height:1.5pt" o:hralign="center" o:hrstd="t" o:hr="t" fillcolor="#a0a0a0" stroked="f"/>
+          <v:rect id="_x0000_i1033" style="width:0;height:1.5pt" o:hralign="center" o:hrstd="t" o:hr="t" fillcolor="#a0a0a0" stroked="f"/>
         </w:pict>
       </w:r>
     </w:p>
@@ -1619,7 +1553,7 @@
     <w:p>
       <w:r>
         <w:pict w14:anchorId="5B978174">
-          <v:rect id="_x0000_i1131" style="width:0;height:1.5pt" o:hralign="center" o:hrstd="t" o:hr="t" fillcolor="#a0a0a0" stroked="f"/>
+          <v:rect id="_x0000_i1034" style="width:0;height:1.5pt" o:hralign="center" o:hrstd="t" o:hr="t" fillcolor="#a0a0a0" stroked="f"/>
         </w:pict>
       </w:r>
     </w:p>
@@ -1662,7 +1596,6 @@
       <w:r>
         <w:t xml:space="preserve">Missing numerical values were handled using </w:t>
       </w:r>
-      <w:proofErr w:type="spellStart"/>
       <w:r>
         <w:rPr>
           <w:b/>
@@ -1670,7 +1603,6 @@
         </w:rPr>
         <w:t>SimpleImputer</w:t>
       </w:r>
-      <w:proofErr w:type="spellEnd"/>
       <w:r>
         <w:t>.</w:t>
       </w:r>
@@ -1789,7 +1721,7 @@
     <w:p>
       <w:r>
         <w:pict w14:anchorId="5E4E2B7C">
-          <v:rect id="_x0000_i1132" style="width:0;height:1.5pt" o:hralign="center" o:hrstd="t" o:hr="t" fillcolor="#a0a0a0" stroked="f"/>
+          <v:rect id="_x0000_i1035" style="width:0;height:1.5pt" o:hralign="center" o:hrstd="t" o:hr="t" fillcolor="#a0a0a0" stroked="f"/>
         </w:pict>
       </w:r>
     </w:p>
@@ -1813,17 +1745,7 @@
         <w:t>Instead of relying solely on categorical city names, geographical</w:t>
       </w:r>
       <w:r>
-        <w:t>(</w:t>
-      </w:r>
-      <w:proofErr w:type="spellStart"/>
-      <w:proofErr w:type="gramStart"/>
-      <w:r>
-        <w:t>lat,long</w:t>
-      </w:r>
-      <w:proofErr w:type="spellEnd"/>
-      <w:proofErr w:type="gramEnd"/>
-      <w:r>
-        <w:t>)</w:t>
+        <w:t>(lat,long)</w:t>
       </w:r>
       <w:r>
         <w:t xml:space="preserve"> coordinates were utilized as numerical representations of locations.</w:t>
@@ -1990,7 +1912,7 @@
     <w:p>
       <w:r>
         <w:pict w14:anchorId="77E726E9">
-          <v:rect id="_x0000_i1133" style="width:0;height:1.5pt" o:hralign="center" o:hrstd="t" o:hr="t" fillcolor="#a0a0a0" stroked="f"/>
+          <v:rect id="_x0000_i1036" style="width:0;height:1.5pt" o:hralign="center" o:hrstd="t" o:hr="t" fillcolor="#a0a0a0" stroked="f"/>
         </w:pict>
       </w:r>
     </w:p>
@@ -2037,13 +1959,8 @@
           <w:numId w:val="8"/>
         </w:numPr>
       </w:pPr>
-      <w:proofErr w:type="spellStart"/>
-      <w:r>
-        <w:t>handle_unknown</w:t>
-      </w:r>
-      <w:proofErr w:type="spellEnd"/>
-      <w:r>
-        <w:t>="ignore"</w:t>
+      <w:r>
+        <w:t>handle_unknown="ignore"</w:t>
       </w:r>
     </w:p>
     <w:p>
@@ -2074,7 +1991,7 @@
     <w:p>
       <w:r>
         <w:pict w14:anchorId="79CCA3F0">
-          <v:rect id="_x0000_i1134" style="width:0;height:1.5pt" o:hralign="center" o:hrstd="t" o:hr="t" fillcolor="#a0a0a0" stroked="f"/>
+          <v:rect id="_x0000_i1037" style="width:0;height:1.5pt" o:hralign="center" o:hrstd="t" o:hr="t" fillcolor="#a0a0a0" stroked="f"/>
         </w:pict>
       </w:r>
     </w:p>
@@ -2160,7 +2077,7 @@
     <w:p>
       <w:r>
         <w:pict w14:anchorId="3ABA3296">
-          <v:rect id="_x0000_i1135" style="width:0;height:1.5pt" o:hralign="center" o:hrstd="t" o:hr="t" fillcolor="#a0a0a0" stroked="f"/>
+          <v:rect id="_x0000_i1038" style="width:0;height:1.5pt" o:hralign="center" o:hrstd="t" o:hr="t" fillcolor="#a0a0a0" stroked="f"/>
         </w:pict>
       </w:r>
     </w:p>
@@ -2181,7 +2098,13 @@
     </w:p>
     <w:p>
       <w:r>
-        <w:t>Multiple regression algorithms were evaluated.</w:t>
+        <w:t>Multiple regression algorithms were evaluated</w:t>
+      </w:r>
+      <w:r>
+        <w:t xml:space="preserve"> as the problem was supervised regression which is continuous and non linear in nature</w:t>
+      </w:r>
+      <w:r>
+        <w:t>.</w:t>
       </w:r>
     </w:p>
     <w:p>
@@ -2207,11 +2130,9 @@
           <w:numId w:val="10"/>
         </w:numPr>
       </w:pPr>
-      <w:proofErr w:type="spellStart"/>
       <w:r>
         <w:t>LightGBM</w:t>
       </w:r>
-      <w:proofErr w:type="spellEnd"/>
     </w:p>
     <w:p>
       <w:pPr>
@@ -2220,25 +2141,20 @@
           <w:numId w:val="10"/>
         </w:numPr>
       </w:pPr>
-      <w:proofErr w:type="spellStart"/>
-      <w:r>
-        <w:t>XGBoost</w:t>
-      </w:r>
-      <w:proofErr w:type="spellEnd"/>
-      <w:r>
-        <w:t xml:space="preserve"> Regressor</w:t>
-      </w:r>
-    </w:p>
-    <w:p>
-      <w:r>
+      <w:r>
+        <w:t>XGBoost Regressor</w:t>
+      </w:r>
+    </w:p>
+    <w:p>
+      <w:r>
+        <w:lastRenderedPageBreak/>
         <w:t>Each model was evaluated using cross-validation and identical evaluation metrics.</w:t>
       </w:r>
     </w:p>
     <w:p>
       <w:r>
-        <w:lastRenderedPageBreak/>
         <w:pict w14:anchorId="14337CD6">
-          <v:rect id="_x0000_i1136" style="width:0;height:1.5pt" o:hralign="center" o:hrstd="t" o:hr="t" fillcolor="#a0a0a0" stroked="f"/>
+          <v:rect id="_x0000_i1039" style="width:0;height:1.5pt" o:hralign="center" o:hrstd="t" o:hr="t" fillcolor="#a0a0a0" stroked="f"/>
         </w:pict>
       </w:r>
     </w:p>
@@ -2259,24 +2175,11 @@
     </w:p>
     <w:p>
       <w:r>
-        <w:t xml:space="preserve">The final </w:t>
-      </w:r>
-      <w:proofErr w:type="spellStart"/>
-      <w:r>
-        <w:t>XGBoost</w:t>
-      </w:r>
-      <w:proofErr w:type="spellEnd"/>
-      <w:r>
-        <w:t xml:space="preserve"> model underwent hyperparameter tuning using</w:t>
-      </w:r>
-      <w:r>
-        <w:t xml:space="preserve"> </w:t>
-      </w:r>
-      <w:proofErr w:type="spellStart"/>
-      <w:r>
-        <w:t>RandomizedSearch</w:t>
-      </w:r>
-      <w:proofErr w:type="spellEnd"/>
+        <w:t>The final XGBoost model underwent hyperparameter tuning using</w:t>
+      </w:r>
+      <w:r>
+        <w:t xml:space="preserve"> RandomizedSearch</w:t>
+      </w:r>
       <w:r>
         <w:t>.</w:t>
       </w:r>
@@ -2371,7 +2274,7 @@
     <w:p>
       <w:r>
         <w:pict w14:anchorId="1648D724">
-          <v:rect id="_x0000_i1137" style="width:0;height:1.5pt" o:hralign="center" o:hrstd="t" o:hr="t" fillcolor="#a0a0a0" stroked="f"/>
+          <v:rect id="_x0000_i1040" style="width:0;height:1.5pt" o:hralign="center" o:hrstd="t" o:hr="t" fillcolor="#a0a0a0" stroked="f"/>
         </w:pict>
       </w:r>
     </w:p>
@@ -2467,13 +2370,8 @@
           <w:numId w:val="13"/>
         </w:numPr>
       </w:pPr>
-      <w:proofErr w:type="spellStart"/>
-      <w:r>
-        <w:t>LightGBM</w:t>
-      </w:r>
-      <w:proofErr w:type="spellEnd"/>
-      <w:r>
-        <w:t xml:space="preserve"> produced competitive results.</w:t>
+      <w:r>
+        <w:t>LightGBM produced competitive results.</w:t>
       </w:r>
     </w:p>
     <w:p>
@@ -2483,17 +2381,15 @@
           <w:numId w:val="13"/>
         </w:numPr>
       </w:pPr>
-      <w:proofErr w:type="spellStart"/>
-      <w:r>
-        <w:t>XGBoost</w:t>
-      </w:r>
-      <w:proofErr w:type="spellEnd"/>
-      <w:r>
-        <w:t xml:space="preserve"> achieved the best balance between training performance and validation performance.</w:t>
-      </w:r>
-    </w:p>
-    <w:p>
-      <w:r>
+      <w:r>
+        <w:t>XGBoost achieved the best balance between training performance and validation performance.</w:t>
+      </w:r>
+    </w:p>
+    <w:p>
+      <w:r>
+        <w:rPr>
+          <w:noProof/>
+        </w:rPr>
         <w:lastRenderedPageBreak/>
         <w:drawing>
           <wp:inline distT="0" distB="0" distL="0" distR="0" wp14:anchorId="0B04A12E" wp14:editId="4BA81C61">
@@ -2534,21 +2430,13 @@
     </w:p>
     <w:p>
       <w:r>
-        <w:t xml:space="preserve">For this reason, </w:t>
-      </w:r>
-      <w:proofErr w:type="spellStart"/>
-      <w:r>
-        <w:t>XGBoost</w:t>
-      </w:r>
-      <w:proofErr w:type="spellEnd"/>
-      <w:r>
-        <w:t xml:space="preserve"> was selected as the final production model.</w:t>
+        <w:t>For this reason, XGBoost was selected as the final production model.</w:t>
       </w:r>
     </w:p>
     <w:p>
       <w:r>
         <w:pict w14:anchorId="037238CE">
-          <v:rect id="_x0000_i1138" style="width:0;height:1.5pt" o:hralign="center" o:hrstd="t" o:hr="t" fillcolor="#a0a0a0" stroked="f"/>
+          <v:rect id="_x0000_i1041" style="width:0;height:1.5pt" o:hralign="center" o:hrstd="t" o:hr="t" fillcolor="#a0a0a0" stroked="f"/>
         </w:pict>
       </w:r>
     </w:p>
@@ -2569,15 +2457,7 @@
     </w:p>
     <w:p>
       <w:r>
-        <w:t xml:space="preserve">The selected </w:t>
-      </w:r>
-      <w:proofErr w:type="spellStart"/>
-      <w:r>
-        <w:t>XGBoost</w:t>
-      </w:r>
-      <w:proofErr w:type="spellEnd"/>
-      <w:r>
-        <w:t xml:space="preserve"> model demonstrated consistent performance across cross-validation folds.</w:t>
+        <w:t>The selected XGBoost model demonstrated consistent performance across cross-validation folds.</w:t>
       </w:r>
     </w:p>
     <w:p>
@@ -2637,7 +2517,7 @@
     <w:p>
       <w:r>
         <w:pict w14:anchorId="4FF9D734">
-          <v:rect id="_x0000_i1139" style="width:0;height:1.5pt" o:hralign="center" o:hrstd="t" o:hr="t" fillcolor="#a0a0a0" stroked="f"/>
+          <v:rect id="_x0000_i1042" style="width:0;height:1.5pt" o:hralign="center" o:hrstd="t" o:hr="t" fillcolor="#a0a0a0" stroked="f"/>
         </w:pict>
       </w:r>
     </w:p>
@@ -2673,11 +2553,9 @@
           <w:numId w:val="15"/>
         </w:numPr>
       </w:pPr>
-      <w:proofErr w:type="spellStart"/>
       <w:r>
         <w:t>imputer.pkl</w:t>
       </w:r>
-      <w:proofErr w:type="spellEnd"/>
     </w:p>
     <w:p>
       <w:pPr>
@@ -2686,11 +2564,9 @@
           <w:numId w:val="15"/>
         </w:numPr>
       </w:pPr>
-      <w:proofErr w:type="spellStart"/>
       <w:r>
         <w:t>onehot_encoder.pkl</w:t>
       </w:r>
-      <w:proofErr w:type="spellEnd"/>
     </w:p>
     <w:p>
       <w:pPr>
@@ -2699,12 +2575,10 @@
           <w:numId w:val="15"/>
         </w:numPr>
       </w:pPr>
-      <w:proofErr w:type="spellStart"/>
       <w:r>
         <w:lastRenderedPageBreak/>
         <w:t>best_xgboost_model.pkl</w:t>
       </w:r>
-      <w:proofErr w:type="spellEnd"/>
     </w:p>
     <w:p>
       <w:r>
@@ -2714,7 +2588,7 @@
     <w:p>
       <w:r>
         <w:pict w14:anchorId="3EC1D1B6">
-          <v:rect id="_x0000_i1140" style="width:0;height:1.5pt" o:hralign="center" o:hrstd="t" o:hr="t" fillcolor="#a0a0a0" stroked="f"/>
+          <v:rect id="_x0000_i1043" style="width:0;height:1.5pt" o:hralign="center" o:hrstd="t" o:hr="t" fillcolor="#a0a0a0" stroked="f"/>
         </w:pict>
       </w:r>
     </w:p>
@@ -2792,15 +2666,7 @@
         </w:numPr>
       </w:pPr>
       <w:r>
-        <w:t xml:space="preserve">Prediction using the saved </w:t>
-      </w:r>
-      <w:proofErr w:type="spellStart"/>
-      <w:r>
-        <w:t>XGBoost</w:t>
-      </w:r>
-      <w:proofErr w:type="spellEnd"/>
-      <w:r>
-        <w:t xml:space="preserve"> model</w:t>
+        <w:t>Prediction using the saved XGBoost model</w:t>
       </w:r>
     </w:p>
     <w:p>
@@ -2819,24 +2685,14 @@
       </w:r>
     </w:p>
     <w:p>
-      <w:proofErr w:type="spellStart"/>
-      <w:r>
-        <w:t>load_</w:t>
-      </w:r>
-      <w:proofErr w:type="gramStart"/>
-      <w:r>
-        <w:t>id,predicted</w:t>
-      </w:r>
-      <w:proofErr w:type="gramEnd"/>
-      <w:r>
-        <w:t>_rate</w:t>
-      </w:r>
-      <w:proofErr w:type="spellEnd"/>
+      <w:r>
+        <w:t>load_id,predicted_rate</w:t>
+      </w:r>
     </w:p>
     <w:p>
       <w:r>
         <w:pict w14:anchorId="2C971B92">
-          <v:rect id="_x0000_i1141" style="width:0;height:1.5pt" o:hralign="center" o:hrstd="t" o:hr="t" fillcolor="#a0a0a0" stroked="f"/>
+          <v:rect id="_x0000_i1044" style="width:0;height:1.5pt" o:hralign="center" o:hrstd="t" o:hr="t" fillcolor="#a0a0a0" stroked="f"/>
         </w:pict>
       </w:r>
     </w:p>
@@ -2928,15 +2784,7 @@
     </w:p>
     <w:p>
       <w:r>
-        <w:t xml:space="preserve">The saved </w:t>
-      </w:r>
-      <w:proofErr w:type="spellStart"/>
-      <w:r>
-        <w:t>XGBoost</w:t>
-      </w:r>
-      <w:proofErr w:type="spellEnd"/>
-      <w:r>
-        <w:t xml:space="preserve"> model was then used to predict freight rates for each day in December.</w:t>
+        <w:t>The saved XGBoost model was then used to predict freight rates for each day in December.</w:t>
       </w:r>
     </w:p>
     <w:p/>
@@ -2998,7 +2846,7 @@
     <w:p>
       <w:r>
         <w:pict w14:anchorId="3C096B75">
-          <v:rect id="_x0000_i1142" style="width:0;height:1.5pt" o:hralign="center" o:hrstd="t" o:hr="t" fillcolor="#a0a0a0" stroked="f"/>
+          <v:rect id="_x0000_i1045" style="width:0;height:1.5pt" o:hralign="center" o:hrstd="t" o:hr="t" fillcolor="#a0a0a0" stroked="f"/>
         </w:pict>
       </w:r>
     </w:p>
@@ -3111,7 +2959,7 @@
     <w:p>
       <w:r>
         <w:pict w14:anchorId="506C42EA">
-          <v:rect id="_x0000_i1143" style="width:0;height:1.5pt" o:hralign="center" o:hrstd="t" o:hr="t" fillcolor="#a0a0a0" stroked="f"/>
+          <v:rect id="_x0000_i1046" style="width:0;height:1.5pt" o:hralign="center" o:hrstd="t" o:hr="t" fillcolor="#a0a0a0" stroked="f"/>
         </w:pict>
       </w:r>
     </w:p>
@@ -3154,15 +3002,7 @@
         </w:numPr>
       </w:pPr>
       <w:r>
-        <w:t xml:space="preserve">Trained </w:t>
-      </w:r>
-      <w:proofErr w:type="spellStart"/>
-      <w:r>
-        <w:t>XGBoost</w:t>
-      </w:r>
-      <w:proofErr w:type="spellEnd"/>
-      <w:r>
-        <w:t xml:space="preserve"> model</w:t>
+        <w:t>Trained XGBoost model</w:t>
       </w:r>
     </w:p>
     <w:p>
@@ -6695,6 +6535,7 @@
   <w:style w:type="character" w:default="1" w:styleId="DefaultParagraphFont">
     <w:name w:val="Default Paragraph Font"/>
     <w:uiPriority w:val="1"/>
+    <w:semiHidden/>
     <w:unhideWhenUsed/>
   </w:style>
   <w:style w:type="table" w:default="1" w:styleId="TableNormal">

--- a/Report/Freight Rate Prediction Assessment Report.docx
+++ b/Report/Freight Rate Prediction Assessment Report.docx
@@ -5,7 +5,7 @@
     <w:p>
       <w:r>
         <w:pict w14:anchorId="0D099473">
-          <v:rect id="_x0000_i1025" style="width:0;height:1.5pt" o:hralign="center" o:hrstd="t" o:hr="t" fillcolor="#a0a0a0" stroked="f"/>
+          <v:rect id="_x0000_i1127" style="width:0;height:1.5pt" o:hralign="center" o:hrstd="t" o:hr="t" fillcolor="#a0a0a0" stroked="f"/>
         </w:pict>
       </w:r>
     </w:p>
@@ -42,7 +42,7 @@
     <w:p>
       <w:r>
         <w:pict w14:anchorId="4390B846">
-          <v:rect id="_x0000_i1026" style="width:0;height:1.5pt" o:hralign="center" o:hrstd="t" o:hr="t" fillcolor="#a0a0a0" stroked="f"/>
+          <v:rect id="_x0000_i1128" style="width:0;height:1.5pt" o:hralign="center" o:hrstd="t" o:hr="t" fillcolor="#a0a0a0" stroked="f"/>
         </w:pict>
       </w:r>
     </w:p>
@@ -141,7 +141,7 @@
     <w:p>
       <w:r>
         <w:pict w14:anchorId="21FA2D9F">
-          <v:rect id="_x0000_i1027" style="width:0;height:1.5pt" o:hralign="center" o:hrstd="t" o:hr="t" fillcolor="#a0a0a0" stroked="f"/>
+          <v:rect id="_x0000_i1129" style="width:0;height:1.5pt" o:hralign="center" o:hrstd="t" o:hr="t" fillcolor="#a0a0a0" stroked="f"/>
         </w:pict>
       </w:r>
     </w:p>
@@ -177,6 +177,7 @@
           <w:numId w:val="2"/>
         </w:numPr>
       </w:pPr>
+      <w:proofErr w:type="spellStart"/>
       <w:r>
         <w:rPr>
           <w:b/>
@@ -184,6 +185,7 @@
         </w:rPr>
         <w:t>posted_rate</w:t>
       </w:r>
+      <w:proofErr w:type="spellEnd"/>
     </w:p>
     <w:p>
       <w:r>
@@ -201,7 +203,23 @@
         <w:t>Pickup location</w:t>
       </w:r>
       <w:r>
-        <w:t xml:space="preserve"> (Avoided using for train model cause validation data had new locations as this was compensated by lat and long attr)</w:t>
+        <w:t xml:space="preserve"> (Avoided using for train model cause validation data had new locations as this was compensated by </w:t>
+      </w:r>
+      <w:proofErr w:type="spellStart"/>
+      <w:r>
+        <w:t>lat</w:t>
+      </w:r>
+      <w:proofErr w:type="spellEnd"/>
+      <w:r>
+        <w:t xml:space="preserve"> and long </w:t>
+      </w:r>
+      <w:proofErr w:type="spellStart"/>
+      <w:r>
+        <w:t>attr</w:t>
+      </w:r>
+      <w:proofErr w:type="spellEnd"/>
+      <w:r>
+        <w:t>)</w:t>
       </w:r>
     </w:p>
     <w:p>
@@ -215,7 +233,26 @@
         <w:t>Delivery location</w:t>
       </w:r>
       <w:r>
-        <w:t xml:space="preserve"> (Avoided using for train model cause validation data had new locations as this was compensated by lat and long attr)</w:t>
+        <w:t xml:space="preserve"> </w:t>
+      </w:r>
+      <w:r>
+        <w:t xml:space="preserve">(Avoided using for train model cause validation data had new locations as this was compensated by </w:t>
+      </w:r>
+      <w:proofErr w:type="spellStart"/>
+      <w:r>
+        <w:t>lat</w:t>
+      </w:r>
+      <w:proofErr w:type="spellEnd"/>
+      <w:r>
+        <w:t xml:space="preserve"> and long </w:t>
+      </w:r>
+      <w:proofErr w:type="spellStart"/>
+      <w:r>
+        <w:t>attr</w:t>
+      </w:r>
+      <w:proofErr w:type="spellEnd"/>
+      <w:r>
+        <w:t>)</w:t>
       </w:r>
     </w:p>
     <w:p>
@@ -315,7 +352,7 @@
     <w:p>
       <w:r>
         <w:pict w14:anchorId="15B4FE96">
-          <v:rect id="_x0000_i1028" style="width:0;height:1.5pt" o:hralign="center" o:hrstd="t" o:hr="t" fillcolor="#a0a0a0" stroked="f"/>
+          <v:rect id="_x0000_i1130" style="width:0;height:1.5pt" o:hralign="center" o:hrstd="t" o:hr="t" fillcolor="#a0a0a0" stroked="f"/>
         </w:pict>
       </w:r>
     </w:p>
@@ -401,9 +438,6 @@
     </w:p>
     <w:p>
       <w:r>
-        <w:rPr>
-          <w:noProof/>
-        </w:rPr>
         <w:drawing>
           <wp:inline distT="0" distB="0" distL="0" distR="0" wp14:anchorId="0AC7FBC9" wp14:editId="4F5C0955">
             <wp:extent cx="5731510" cy="3052445"/>
@@ -481,8 +515,13 @@
         <w:t xml:space="preserve">Date required transformation before </w:t>
       </w:r>
       <w:r>
-        <w:t>modelling into this format .</w:t>
-      </w:r>
+        <w:t xml:space="preserve">modelling into this </w:t>
+      </w:r>
+      <w:proofErr w:type="gramStart"/>
+      <w:r>
+        <w:t>format .</w:t>
+      </w:r>
+      <w:proofErr w:type="gramEnd"/>
     </w:p>
     <w:tbl>
       <w:tblPr>
@@ -543,7 +582,14 @@
                 <w:b/>
                 <w:bCs/>
               </w:rPr>
-              <w:t>Month</w:t>
+              <w:t>M</w:t>
+            </w:r>
+            <w:r>
+              <w:rPr>
+                <w:b/>
+                <w:bCs/>
+              </w:rPr>
+              <w:t>onth</w:t>
             </w:r>
           </w:p>
         </w:tc>
@@ -652,6 +698,7 @@
                 <w:bCs/>
               </w:rPr>
             </w:pPr>
+            <w:proofErr w:type="spellStart"/>
             <w:r>
               <w:rPr>
                 <w:b/>
@@ -659,6 +706,7 @@
               </w:rPr>
               <w:t>week_of_year</w:t>
             </w:r>
+            <w:proofErr w:type="spellEnd"/>
           </w:p>
         </w:tc>
         <w:tc>
@@ -690,6 +738,7 @@
                 <w:bCs/>
               </w:rPr>
             </w:pPr>
+            <w:proofErr w:type="spellStart"/>
             <w:r>
               <w:rPr>
                 <w:b/>
@@ -697,6 +746,7 @@
               </w:rPr>
               <w:t>day_of_year</w:t>
             </w:r>
+            <w:proofErr w:type="spellEnd"/>
           </w:p>
         </w:tc>
       </w:tr>
@@ -712,7 +762,15 @@
         <w:t>Certain numerical columns contained missing values</w:t>
       </w:r>
       <w:r>
-        <w:t xml:space="preserve"> market_index that was imputed</w:t>
+        <w:t xml:space="preserve"> </w:t>
+      </w:r>
+      <w:proofErr w:type="spellStart"/>
+      <w:r>
+        <w:t>market_index</w:t>
+      </w:r>
+      <w:proofErr w:type="spellEnd"/>
+      <w:r>
+        <w:t xml:space="preserve"> that was imputed</w:t>
       </w:r>
       <w:r>
         <w:t>.</w:t>
@@ -812,7 +870,7 @@
     <w:p>
       <w:r>
         <w:pict w14:anchorId="1C57D0CE">
-          <v:rect id="_x0000_i1029" style="width:0;height:1.5pt" o:hralign="center" o:hrstd="t" o:hr="t" fillcolor="#a0a0a0" stroked="f"/>
+          <v:rect id="_x0000_i1233" style="width:0;height:1.5pt" o:hralign="center" o:hrstd="t" o:hr="t" fillcolor="#a0a0a0" stroked="f"/>
         </w:pict>
       </w:r>
     </w:p>
@@ -962,7 +1020,7 @@
     <w:p>
       <w:r>
         <w:pict w14:anchorId="6FF21EA4">
-          <v:rect id="_x0000_i1030" style="width:0;height:1.5pt" o:hralign="center" o:hrstd="t" o:hr="t" fillcolor="#a0a0a0" stroked="f"/>
+          <v:rect id="_x0000_i1234" style="width:0;height:1.5pt" o:hralign="center" o:hrstd="t" o:hr="t" fillcolor="#a0a0a0" stroked="f"/>
         </w:pict>
       </w:r>
     </w:p>
@@ -1101,7 +1159,7 @@
       </w:pPr>
       <w:r>
         <w:pict w14:anchorId="368E6613">
-          <v:rect id="_x0000_i1031" style="width:0;height:1.5pt" o:hralign="center" o:hrstd="t" o:hr="t" fillcolor="#a0a0a0" stroked="f"/>
+          <v:rect id="_x0000_i1235" style="width:0;height:1.5pt" o:hralign="center" o:hrstd="t" o:hr="t" fillcolor="#a0a0a0" stroked="f"/>
         </w:pict>
       </w:r>
     </w:p>
@@ -1229,7 +1287,7 @@
       </w:pPr>
       <w:r>
         <w:pict w14:anchorId="0FEEC158">
-          <v:rect id="_x0000_i1032" style="width:0;height:1.5pt" o:hralign="center" o:hrstd="t" o:hr="t" fillcolor="#a0a0a0" stroked="f"/>
+          <v:rect id="_x0000_i1236" style="width:0;height:1.5pt" o:hralign="center" o:hrstd="t" o:hr="t" fillcolor="#a0a0a0" stroked="f"/>
         </w:pict>
       </w:r>
     </w:p>
@@ -1398,7 +1456,15 @@
         <w:ind w:left="709"/>
       </w:pPr>
       <w:r>
-        <w:t>Inference: Values are well-centered with few extreme observations.</w:t>
+        <w:t>Inference: Values are well-</w:t>
+      </w:r>
+      <w:proofErr w:type="spellStart"/>
+      <w:r>
+        <w:t>centered</w:t>
+      </w:r>
+      <w:proofErr w:type="spellEnd"/>
+      <w:r>
+        <w:t xml:space="preserve"> with few extreme observations.</w:t>
       </w:r>
     </w:p>
     <w:p>
@@ -1407,7 +1473,7 @@
       </w:pPr>
       <w:r>
         <w:pict w14:anchorId="557C09A9">
-          <v:rect id="_x0000_i1033" style="width:0;height:1.5pt" o:hralign="center" o:hrstd="t" o:hr="t" fillcolor="#a0a0a0" stroked="f"/>
+          <v:rect id="_x0000_i1237" style="width:0;height:1.5pt" o:hralign="center" o:hrstd="t" o:hr="t" fillcolor="#a0a0a0" stroked="f"/>
         </w:pict>
       </w:r>
     </w:p>
@@ -1553,7 +1619,7 @@
     <w:p>
       <w:r>
         <w:pict w14:anchorId="5B978174">
-          <v:rect id="_x0000_i1034" style="width:0;height:1.5pt" o:hralign="center" o:hrstd="t" o:hr="t" fillcolor="#a0a0a0" stroked="f"/>
+          <v:rect id="_x0000_i1131" style="width:0;height:1.5pt" o:hralign="center" o:hrstd="t" o:hr="t" fillcolor="#a0a0a0" stroked="f"/>
         </w:pict>
       </w:r>
     </w:p>
@@ -1596,6 +1662,7 @@
       <w:r>
         <w:t xml:space="preserve">Missing numerical values were handled using </w:t>
       </w:r>
+      <w:proofErr w:type="spellStart"/>
       <w:r>
         <w:rPr>
           <w:b/>
@@ -1603,6 +1670,7 @@
         </w:rPr>
         <w:t>SimpleImputer</w:t>
       </w:r>
+      <w:proofErr w:type="spellEnd"/>
       <w:r>
         <w:t>.</w:t>
       </w:r>
@@ -1721,7 +1789,7 @@
     <w:p>
       <w:r>
         <w:pict w14:anchorId="5E4E2B7C">
-          <v:rect id="_x0000_i1035" style="width:0;height:1.5pt" o:hralign="center" o:hrstd="t" o:hr="t" fillcolor="#a0a0a0" stroked="f"/>
+          <v:rect id="_x0000_i1132" style="width:0;height:1.5pt" o:hralign="center" o:hrstd="t" o:hr="t" fillcolor="#a0a0a0" stroked="f"/>
         </w:pict>
       </w:r>
     </w:p>
@@ -1745,7 +1813,17 @@
         <w:t>Instead of relying solely on categorical city names, geographical</w:t>
       </w:r>
       <w:r>
-        <w:t>(lat,long)</w:t>
+        <w:t>(</w:t>
+      </w:r>
+      <w:proofErr w:type="spellStart"/>
+      <w:proofErr w:type="gramStart"/>
+      <w:r>
+        <w:t>lat,long</w:t>
+      </w:r>
+      <w:proofErr w:type="spellEnd"/>
+      <w:proofErr w:type="gramEnd"/>
+      <w:r>
+        <w:t>)</w:t>
       </w:r>
       <w:r>
         <w:t xml:space="preserve"> coordinates were utilized as numerical representations of locations.</w:t>
@@ -1912,7 +1990,7 @@
     <w:p>
       <w:r>
         <w:pict w14:anchorId="77E726E9">
-          <v:rect id="_x0000_i1036" style="width:0;height:1.5pt" o:hralign="center" o:hrstd="t" o:hr="t" fillcolor="#a0a0a0" stroked="f"/>
+          <v:rect id="_x0000_i1133" style="width:0;height:1.5pt" o:hralign="center" o:hrstd="t" o:hr="t" fillcolor="#a0a0a0" stroked="f"/>
         </w:pict>
       </w:r>
     </w:p>
@@ -1959,8 +2037,13 @@
           <w:numId w:val="8"/>
         </w:numPr>
       </w:pPr>
-      <w:r>
-        <w:t>handle_unknown="ignore"</w:t>
+      <w:proofErr w:type="spellStart"/>
+      <w:r>
+        <w:t>handle_unknown</w:t>
+      </w:r>
+      <w:proofErr w:type="spellEnd"/>
+      <w:r>
+        <w:t>="ignore"</w:t>
       </w:r>
     </w:p>
     <w:p>
@@ -1991,7 +2074,7 @@
     <w:p>
       <w:r>
         <w:pict w14:anchorId="79CCA3F0">
-          <v:rect id="_x0000_i1037" style="width:0;height:1.5pt" o:hralign="center" o:hrstd="t" o:hr="t" fillcolor="#a0a0a0" stroked="f"/>
+          <v:rect id="_x0000_i1134" style="width:0;height:1.5pt" o:hralign="center" o:hrstd="t" o:hr="t" fillcolor="#a0a0a0" stroked="f"/>
         </w:pict>
       </w:r>
     </w:p>
@@ -2077,7 +2160,7 @@
     <w:p>
       <w:r>
         <w:pict w14:anchorId="3ABA3296">
-          <v:rect id="_x0000_i1038" style="width:0;height:1.5pt" o:hralign="center" o:hrstd="t" o:hr="t" fillcolor="#a0a0a0" stroked="f"/>
+          <v:rect id="_x0000_i1135" style="width:0;height:1.5pt" o:hralign="center" o:hrstd="t" o:hr="t" fillcolor="#a0a0a0" stroked="f"/>
         </w:pict>
       </w:r>
     </w:p>
@@ -2098,13 +2181,7 @@
     </w:p>
     <w:p>
       <w:r>
-        <w:t>Multiple regression algorithms were evaluated</w:t>
-      </w:r>
-      <w:r>
-        <w:t xml:space="preserve"> as the problem was supervised regression which is continuous and non linear in nature</w:t>
-      </w:r>
-      <w:r>
-        <w:t>.</w:t>
+        <w:t>Multiple regression algorithms were evaluated.</w:t>
       </w:r>
     </w:p>
     <w:p>
@@ -2130,9 +2207,11 @@
           <w:numId w:val="10"/>
         </w:numPr>
       </w:pPr>
+      <w:proofErr w:type="spellStart"/>
       <w:r>
         <w:t>LightGBM</w:t>
       </w:r>
+      <w:proofErr w:type="spellEnd"/>
     </w:p>
     <w:p>
       <w:pPr>
@@ -2141,20 +2220,25 @@
           <w:numId w:val="10"/>
         </w:numPr>
       </w:pPr>
-      <w:r>
-        <w:t>XGBoost Regressor</w:t>
+      <w:proofErr w:type="spellStart"/>
+      <w:r>
+        <w:t>XGBoost</w:t>
+      </w:r>
+      <w:proofErr w:type="spellEnd"/>
+      <w:r>
+        <w:t xml:space="preserve"> Regressor</w:t>
+      </w:r>
+    </w:p>
+    <w:p>
+      <w:r>
+        <w:t>Each model was evaluated using cross-validation and identical evaluation metrics.</w:t>
       </w:r>
     </w:p>
     <w:p>
       <w:r>
         <w:lastRenderedPageBreak/>
-        <w:t>Each model was evaluated using cross-validation and identical evaluation metrics.</w:t>
-      </w:r>
-    </w:p>
-    <w:p>
-      <w:r>
         <w:pict w14:anchorId="14337CD6">
-          <v:rect id="_x0000_i1039" style="width:0;height:1.5pt" o:hralign="center" o:hrstd="t" o:hr="t" fillcolor="#a0a0a0" stroked="f"/>
+          <v:rect id="_x0000_i1136" style="width:0;height:1.5pt" o:hralign="center" o:hrstd="t" o:hr="t" fillcolor="#a0a0a0" stroked="f"/>
         </w:pict>
       </w:r>
     </w:p>
@@ -2175,11 +2259,24 @@
     </w:p>
     <w:p>
       <w:r>
-        <w:t>The final XGBoost model underwent hyperparameter tuning using</w:t>
-      </w:r>
-      <w:r>
-        <w:t xml:space="preserve"> RandomizedSearch</w:t>
-      </w:r>
+        <w:t xml:space="preserve">The final </w:t>
+      </w:r>
+      <w:proofErr w:type="spellStart"/>
+      <w:r>
+        <w:t>XGBoost</w:t>
+      </w:r>
+      <w:proofErr w:type="spellEnd"/>
+      <w:r>
+        <w:t xml:space="preserve"> model underwent hyperparameter tuning using</w:t>
+      </w:r>
+      <w:r>
+        <w:t xml:space="preserve"> </w:t>
+      </w:r>
+      <w:proofErr w:type="spellStart"/>
+      <w:r>
+        <w:t>RandomizedSearch</w:t>
+      </w:r>
+      <w:proofErr w:type="spellEnd"/>
       <w:r>
         <w:t>.</w:t>
       </w:r>
@@ -2274,7 +2371,7 @@
     <w:p>
       <w:r>
         <w:pict w14:anchorId="1648D724">
-          <v:rect id="_x0000_i1040" style="width:0;height:1.5pt" o:hralign="center" o:hrstd="t" o:hr="t" fillcolor="#a0a0a0" stroked="f"/>
+          <v:rect id="_x0000_i1137" style="width:0;height:1.5pt" o:hralign="center" o:hrstd="t" o:hr="t" fillcolor="#a0a0a0" stroked="f"/>
         </w:pict>
       </w:r>
     </w:p>
@@ -2370,8 +2467,13 @@
           <w:numId w:val="13"/>
         </w:numPr>
       </w:pPr>
-      <w:r>
-        <w:t>LightGBM produced competitive results.</w:t>
+      <w:proofErr w:type="spellStart"/>
+      <w:r>
+        <w:t>LightGBM</w:t>
+      </w:r>
+      <w:proofErr w:type="spellEnd"/>
+      <w:r>
+        <w:t xml:space="preserve"> produced competitive results.</w:t>
       </w:r>
     </w:p>
     <w:p>
@@ -2381,15 +2483,17 @@
           <w:numId w:val="13"/>
         </w:numPr>
       </w:pPr>
-      <w:r>
-        <w:t>XGBoost achieved the best balance between training performance and validation performance.</w:t>
-      </w:r>
-    </w:p>
-    <w:p>
-      <w:r>
-        <w:rPr>
-          <w:noProof/>
-        </w:rPr>
+      <w:proofErr w:type="spellStart"/>
+      <w:r>
+        <w:t>XGBoost</w:t>
+      </w:r>
+      <w:proofErr w:type="spellEnd"/>
+      <w:r>
+        <w:t xml:space="preserve"> achieved the best balance between training performance and validation performance.</w:t>
+      </w:r>
+    </w:p>
+    <w:p>
+      <w:r>
         <w:lastRenderedPageBreak/>
         <w:drawing>
           <wp:inline distT="0" distB="0" distL="0" distR="0" wp14:anchorId="0B04A12E" wp14:editId="4BA81C61">
@@ -2430,13 +2534,21 @@
     </w:p>
     <w:p>
       <w:r>
-        <w:t>For this reason, XGBoost was selected as the final production model.</w:t>
+        <w:t xml:space="preserve">For this reason, </w:t>
+      </w:r>
+      <w:proofErr w:type="spellStart"/>
+      <w:r>
+        <w:t>XGBoost</w:t>
+      </w:r>
+      <w:proofErr w:type="spellEnd"/>
+      <w:r>
+        <w:t xml:space="preserve"> was selected as the final production model.</w:t>
       </w:r>
     </w:p>
     <w:p>
       <w:r>
         <w:pict w14:anchorId="037238CE">
-          <v:rect id="_x0000_i1041" style="width:0;height:1.5pt" o:hralign="center" o:hrstd="t" o:hr="t" fillcolor="#a0a0a0" stroked="f"/>
+          <v:rect id="_x0000_i1138" style="width:0;height:1.5pt" o:hralign="center" o:hrstd="t" o:hr="t" fillcolor="#a0a0a0" stroked="f"/>
         </w:pict>
       </w:r>
     </w:p>
@@ -2457,7 +2569,15 @@
     </w:p>
     <w:p>
       <w:r>
-        <w:t>The selected XGBoost model demonstrated consistent performance across cross-validation folds.</w:t>
+        <w:t xml:space="preserve">The selected </w:t>
+      </w:r>
+      <w:proofErr w:type="spellStart"/>
+      <w:r>
+        <w:t>XGBoost</w:t>
+      </w:r>
+      <w:proofErr w:type="spellEnd"/>
+      <w:r>
+        <w:t xml:space="preserve"> model demonstrated consistent performance across cross-validation folds.</w:t>
       </w:r>
     </w:p>
     <w:p>
@@ -2517,7 +2637,7 @@
     <w:p>
       <w:r>
         <w:pict w14:anchorId="4FF9D734">
-          <v:rect id="_x0000_i1042" style="width:0;height:1.5pt" o:hralign="center" o:hrstd="t" o:hr="t" fillcolor="#a0a0a0" stroked="f"/>
+          <v:rect id="_x0000_i1139" style="width:0;height:1.5pt" o:hralign="center" o:hrstd="t" o:hr="t" fillcolor="#a0a0a0" stroked="f"/>
         </w:pict>
       </w:r>
     </w:p>
@@ -2553,9 +2673,11 @@
           <w:numId w:val="15"/>
         </w:numPr>
       </w:pPr>
+      <w:proofErr w:type="spellStart"/>
       <w:r>
         <w:t>imputer.pkl</w:t>
       </w:r>
+      <w:proofErr w:type="spellEnd"/>
     </w:p>
     <w:p>
       <w:pPr>
@@ -2564,9 +2686,11 @@
           <w:numId w:val="15"/>
         </w:numPr>
       </w:pPr>
+      <w:proofErr w:type="spellStart"/>
       <w:r>
         <w:t>onehot_encoder.pkl</w:t>
       </w:r>
+      <w:proofErr w:type="spellEnd"/>
     </w:p>
     <w:p>
       <w:pPr>
@@ -2575,10 +2699,12 @@
           <w:numId w:val="15"/>
         </w:numPr>
       </w:pPr>
+      <w:proofErr w:type="spellStart"/>
       <w:r>
         <w:lastRenderedPageBreak/>
         <w:t>best_xgboost_model.pkl</w:t>
       </w:r>
+      <w:proofErr w:type="spellEnd"/>
     </w:p>
     <w:p>
       <w:r>
@@ -2588,7 +2714,7 @@
     <w:p>
       <w:r>
         <w:pict w14:anchorId="3EC1D1B6">
-          <v:rect id="_x0000_i1043" style="width:0;height:1.5pt" o:hralign="center" o:hrstd="t" o:hr="t" fillcolor="#a0a0a0" stroked="f"/>
+          <v:rect id="_x0000_i1140" style="width:0;height:1.5pt" o:hralign="center" o:hrstd="t" o:hr="t" fillcolor="#a0a0a0" stroked="f"/>
         </w:pict>
       </w:r>
     </w:p>
@@ -2666,7 +2792,15 @@
         </w:numPr>
       </w:pPr>
       <w:r>
-        <w:t>Prediction using the saved XGBoost model</w:t>
+        <w:t xml:space="preserve">Prediction using the saved </w:t>
+      </w:r>
+      <w:proofErr w:type="spellStart"/>
+      <w:r>
+        <w:t>XGBoost</w:t>
+      </w:r>
+      <w:proofErr w:type="spellEnd"/>
+      <w:r>
+        <w:t xml:space="preserve"> model</w:t>
       </w:r>
     </w:p>
     <w:p>
@@ -2685,14 +2819,24 @@
       </w:r>
     </w:p>
     <w:p>
-      <w:r>
-        <w:t>load_id,predicted_rate</w:t>
-      </w:r>
+      <w:proofErr w:type="spellStart"/>
+      <w:r>
+        <w:t>load_</w:t>
+      </w:r>
+      <w:proofErr w:type="gramStart"/>
+      <w:r>
+        <w:t>id,predicted</w:t>
+      </w:r>
+      <w:proofErr w:type="gramEnd"/>
+      <w:r>
+        <w:t>_rate</w:t>
+      </w:r>
+      <w:proofErr w:type="spellEnd"/>
     </w:p>
     <w:p>
       <w:r>
         <w:pict w14:anchorId="2C971B92">
-          <v:rect id="_x0000_i1044" style="width:0;height:1.5pt" o:hralign="center" o:hrstd="t" o:hr="t" fillcolor="#a0a0a0" stroked="f"/>
+          <v:rect id="_x0000_i1141" style="width:0;height:1.5pt" o:hralign="center" o:hrstd="t" o:hr="t" fillcolor="#a0a0a0" stroked="f"/>
         </w:pict>
       </w:r>
     </w:p>
@@ -2784,7 +2928,15 @@
     </w:p>
     <w:p>
       <w:r>
-        <w:t>The saved XGBoost model was then used to predict freight rates for each day in December.</w:t>
+        <w:t xml:space="preserve">The saved </w:t>
+      </w:r>
+      <w:proofErr w:type="spellStart"/>
+      <w:r>
+        <w:t>XGBoost</w:t>
+      </w:r>
+      <w:proofErr w:type="spellEnd"/>
+      <w:r>
+        <w:t xml:space="preserve"> model was then used to predict freight rates for each day in December.</w:t>
       </w:r>
     </w:p>
     <w:p/>
@@ -2846,7 +2998,7 @@
     <w:p>
       <w:r>
         <w:pict w14:anchorId="3C096B75">
-          <v:rect id="_x0000_i1045" style="width:0;height:1.5pt" o:hralign="center" o:hrstd="t" o:hr="t" fillcolor="#a0a0a0" stroked="f"/>
+          <v:rect id="_x0000_i1142" style="width:0;height:1.5pt" o:hralign="center" o:hrstd="t" o:hr="t" fillcolor="#a0a0a0" stroked="f"/>
         </w:pict>
       </w:r>
     </w:p>
@@ -2959,7 +3111,7 @@
     <w:p>
       <w:r>
         <w:pict w14:anchorId="506C42EA">
-          <v:rect id="_x0000_i1046" style="width:0;height:1.5pt" o:hralign="center" o:hrstd="t" o:hr="t" fillcolor="#a0a0a0" stroked="f"/>
+          <v:rect id="_x0000_i1143" style="width:0;height:1.5pt" o:hralign="center" o:hrstd="t" o:hr="t" fillcolor="#a0a0a0" stroked="f"/>
         </w:pict>
       </w:r>
     </w:p>
@@ -3002,7 +3154,15 @@
         </w:numPr>
       </w:pPr>
       <w:r>
-        <w:t>Trained XGBoost model</w:t>
+        <w:t xml:space="preserve">Trained </w:t>
+      </w:r>
+      <w:proofErr w:type="spellStart"/>
+      <w:r>
+        <w:t>XGBoost</w:t>
+      </w:r>
+      <w:proofErr w:type="spellEnd"/>
+      <w:r>
+        <w:t xml:space="preserve"> model</w:t>
       </w:r>
     </w:p>
     <w:p>
@@ -6535,7 +6695,6 @@
   <w:style w:type="character" w:default="1" w:styleId="DefaultParagraphFont">
     <w:name w:val="Default Paragraph Font"/>
     <w:uiPriority w:val="1"/>
-    <w:semiHidden/>
     <w:unhideWhenUsed/>
   </w:style>
   <w:style w:type="table" w:default="1" w:styleId="TableNormal">
